--- a/assets/docs/hanh-trinh/1.Hành_trình_1911_1920_Tìm_đường_cứu_nước.docx
+++ b/assets/docs/hanh-trinh/1.Hành_trình_1911_1920_Tìm_đường_cứu_nước.docx
@@ -1,227 +1,70 @@
 
-<file path=word/document.xml><?xml version="1.0" encoding="utf-8"?>
+<file path=docProps\app.xml><?xml version="1.0" encoding="utf-8"?>
+<Properties xmlns="http://schemas.openxmlformats.org/officeDocument/2006/extended-properties" xmlns:vt="http://schemas.openxmlformats.org/officeDocument/2006/docPropsVTypes">
+  <Template>Normal.dotm</Template>
+  <Pages>1</Pages>
+  <Words>0</Words>
+  <Characters>0</Characters>
+  <Lines>0</Lines>
+  <Paragraphs>0</Paragraphs>
+  <TotalTime>5</TotalTime>
+  <ScaleCrop>false</ScaleCrop>
+  <LinksUpToDate>false</LinksUpToDate>
+  <CharactersWithSpaces>0</CharactersWithSpaces>
+  <Application>WPS Office_12.2.0.23206_F1E327BC-269C-435d-A152-05C5408002CA</Application>
+  <DocSecurity>0</DocSecurity>
+</Properties>
+</file>
+
+<file path=docProps\core.xml><?xml version="1.0" encoding="utf-8"?>
+<cp:coreProperties xmlns:cp="http://schemas.openxmlformats.org/package/2006/metadata/core-properties" xmlns:dc="http://purl.org/dc/elements/1.1/" xmlns:dcterms="http://purl.org/dc/terms/" xmlns:dcmitype="http://purl.org/dc/dcmitype/" xmlns:xsi="http://www.w3.org/2001/XMLSchema-instance">
+  <dcterms:created xsi:type="dcterms:W3CDTF">2026-07-13T15:31:00Z</dcterms:created>
+  <dc:creator>Thảo Trần</dc:creator>
+  <cp:lastModifiedBy>Thảo Trần</cp:lastModifiedBy>
+  <dcterms:modified xsi:type="dcterms:W3CDTF">2026-07-13T15:38:26Z</dcterms:modified>
+  <cp:revision>1</cp:revision>
+</cp:coreProperties>
+</file>
+
+<file path=docProps\custom.xml><?xml version="1.0" encoding="utf-8"?>
+<Properties xmlns="http://schemas.openxmlformats.org/officeDocument/2006/custom-properties" xmlns:vt="http://schemas.openxmlformats.org/officeDocument/2006/docPropsVTypes">
+  <property fmtid="{D5CDD505-2E9C-101B-9397-08002B2CF9AE}" pid="2" name="KSOProductBuildVer">
+    <vt:lpwstr>1033-12.2.0.23206</vt:lpwstr>
+  </property>
+  <property fmtid="{D5CDD505-2E9C-101B-9397-08002B2CF9AE}" pid="3" name="ICV">
+    <vt:lpwstr>5C7BC89C8D8240639856E161FEB7F6B6_13</vt:lpwstr>
+  </property>
+</Properties>
+</file>
+
+<file path=word\document.xml><?xml version="1.0" encoding="utf-8"?>
 <w:document xmlns:wpc="http://schemas.microsoft.com/office/word/2010/wordprocessingCanvas" xmlns:mc="http://schemas.openxmlformats.org/markup-compatibility/2006" xmlns:o="urn:schemas-microsoft-com:office:office" xmlns:r="http://schemas.openxmlformats.org/officeDocument/2006/relationships" xmlns:m="http://schemas.openxmlformats.org/officeDocument/2006/math" xmlns:v="urn:schemas-microsoft-com:vml" xmlns:wp14="http://schemas.microsoft.com/office/word/2010/wordprocessingDrawing" xmlns:wp="http://schemas.openxmlformats.org/drawingml/2006/wordprocessingDrawing" xmlns:w="http://schemas.openxmlformats.org/wordprocessingml/2006/main" xmlns:w14="http://schemas.microsoft.com/office/word/2010/wordml" xmlns:w10="urn:schemas-microsoft-com:office:word" xmlns:w15="http://schemas.microsoft.com/office/word/2012/wordml" xmlns:wpg="http://schemas.microsoft.com/office/word/2010/wordprocessingGroup" xmlns:wpi="http://schemas.microsoft.com/office/word/2010/wordprocessingInk" xmlns:wne="http://schemas.microsoft.com/office/word/2006/wordml" xmlns:wps="http://schemas.microsoft.com/office/word/2010/wordprocessingShape" xmlns:wpsCustomData="http://www.wps.cn/officeDocument/2013/wpsCustomData" mc:Ignorable="w14 w15 wp14">
   <w:body>
     <w:p>
-      <w:pPr>
-        <w:pStyle w:val="2"/>
-        <w:keepNext w:val="0"/>
-        <w:keepLines w:val="0"/>
-        <w:widowControl/>
-        <w:suppressLineNumbers w:val="0"/>
-        <w:spacing w:line="360" w:lineRule="auto"/>
-        <w:rPr>
-          <w:rFonts w:hint="default" w:ascii="Times New Roman" w:hAnsi="Times New Roman" w:cs="Times New Roman"/>
-          <w:sz w:val="28"/>
-          <w:szCs w:val="28"/>
-        </w:rPr>
-      </w:pPr>
-      <w:bookmarkStart w:id="0" w:name="_GoBack"/>
       <w:r>
-        <w:rPr>
-          <w:rFonts w:hint="default" w:ascii="Times New Roman" w:hAnsi="Times New Roman" w:cs="Times New Roman"/>
-          <w:sz w:val="28"/>
-          <w:szCs w:val="28"/>
-        </w:rPr>
-        <w:t>2.1. Giai đoạn 1911–1920: Tìm đường cứu nước</w:t>
-      </w:r>
-    </w:p>
-    <w:bookmarkEnd w:id="0"/>
-    <w:p>
-      <w:pPr>
-        <w:pStyle w:val="5"/>
-        <w:keepNext w:val="0"/>
-        <w:keepLines w:val="0"/>
-        <w:widowControl/>
-        <w:suppressLineNumbers w:val="0"/>
-        <w:spacing w:line="360" w:lineRule="auto"/>
-        <w:rPr>
-          <w:rFonts w:hint="default" w:ascii="Times New Roman" w:hAnsi="Times New Roman" w:cs="Times New Roman"/>
-          <w:sz w:val="28"/>
-          <w:szCs w:val="28"/>
-        </w:rPr>
-      </w:pPr>
-      <w:r>
-        <w:rPr>
-          <w:rFonts w:hint="default" w:ascii="Times New Roman" w:hAnsi="Times New Roman" w:cs="Times New Roman"/>
-          <w:sz w:val="28"/>
-          <w:szCs w:val="28"/>
-        </w:rPr>
-        <w:t>Khác với các bậc tiền bối như Phan Bội Châu hay Phan Châu Trinh, người thanh niên Nguyễn Tất Thành chọn hướng đi sang phương Tây – nơi khởi nguồn của tư tưởng "Tự do - Bình đẳng - Bác ái" và cũng là sào huyệt của kẻ thù để tìm hiểu bản chất của sự áp bức.</w:t>
+        <w:t>2. Cuộc đời và sự nghiệp của Chủ tịch Hồ Chí Minh</w:t>
       </w:r>
     </w:p>
     <w:p>
-      <w:pPr>
-        <w:pStyle w:val="5"/>
-        <w:keepNext w:val="0"/>
-        <w:keepLines w:val="0"/>
-        <w:widowControl/>
-        <w:suppressLineNumbers w:val="0"/>
-        <w:spacing w:line="360" w:lineRule="auto"/>
-        <w:ind w:left="720"/>
-        <w:rPr>
-          <w:rFonts w:hint="default" w:ascii="Times New Roman" w:hAnsi="Times New Roman" w:cs="Times New Roman"/>
-          <w:sz w:val="28"/>
-          <w:szCs w:val="28"/>
-        </w:rPr>
-      </w:pPr>
       <w:r>
-        <w:rPr>
-          <w:rFonts w:hint="default" w:ascii="Times New Roman" w:hAnsi="Times New Roman" w:cs="Times New Roman"/>
-          <w:b/>
-          <w:bCs/>
-          <w:sz w:val="28"/>
-          <w:szCs w:val="28"/>
-          <w:lang w:val="vi-VN"/>
-        </w:rPr>
-        <w:t xml:space="preserve">- </w:t>
-      </w:r>
-      <w:r>
-        <w:rPr>
-          <w:rFonts w:hint="default" w:ascii="Times New Roman" w:hAnsi="Times New Roman" w:cs="Times New Roman"/>
-          <w:b/>
-          <w:bCs/>
-          <w:sz w:val="28"/>
-          <w:szCs w:val="28"/>
-        </w:rPr>
-        <w:t>Ngày 5/6/1911:</w:t>
-      </w:r>
-      <w:r>
-        <w:rPr>
-          <w:rFonts w:hint="default" w:ascii="Times New Roman" w:hAnsi="Times New Roman" w:cs="Times New Roman"/>
-          <w:sz w:val="28"/>
-          <w:szCs w:val="28"/>
-        </w:rPr>
-        <w:t xml:space="preserve"> Người lấy tên là Văn Ba, xin làm phụ bếp trên con tàu buôn Đô đốc Latouche-Tréville rời Bến cảng Nhà Rồng, bắt đầu cuộc hành trình vạn dặm.</w:t>
+        <w:t>2.1. Giai đoạn 1911 – 1920: Tìm đường cứu nước</w:t>
       </w:r>
     </w:p>
     <w:p>
-      <w:pPr>
-        <w:pStyle w:val="5"/>
-        <w:keepNext w:val="0"/>
-        <w:keepLines w:val="0"/>
-        <w:widowControl/>
-        <w:suppressLineNumbers w:val="0"/>
-        <w:spacing w:line="360" w:lineRule="auto"/>
-        <w:ind w:left="720"/>
-        <w:rPr>
-          <w:rFonts w:hint="default" w:ascii="Times New Roman" w:hAnsi="Times New Roman" w:cs="Times New Roman"/>
-          <w:sz w:val="28"/>
-          <w:szCs w:val="28"/>
-        </w:rPr>
-      </w:pPr>
       <w:r>
-        <w:rPr>
-          <w:rFonts w:hint="default" w:ascii="Times New Roman" w:hAnsi="Times New Roman" w:cs="Times New Roman"/>
-          <w:b/>
-          <w:bCs/>
-          <w:sz w:val="28"/>
-          <w:szCs w:val="28"/>
-          <w:lang w:val="vi-VN"/>
-        </w:rPr>
-        <w:t xml:space="preserve">- </w:t>
-      </w:r>
-      <w:r>
-        <w:rPr>
-          <w:rFonts w:hint="default" w:ascii="Times New Roman" w:hAnsi="Times New Roman" w:cs="Times New Roman"/>
-          <w:b/>
-          <w:bCs/>
-          <w:sz w:val="28"/>
-          <w:szCs w:val="28"/>
-        </w:rPr>
-        <w:t>1911 – 1917:</w:t>
-      </w:r>
-      <w:r>
-        <w:rPr>
-          <w:rFonts w:hint="default" w:ascii="Times New Roman" w:hAnsi="Times New Roman" w:cs="Times New Roman"/>
-          <w:sz w:val="28"/>
-          <w:szCs w:val="28"/>
-        </w:rPr>
-        <w:t xml:space="preserve"> Người qua nhiều nước thuộc châu Âu, châu Phi, châu Mỹ. Bác vừa lao động cật lực (quét tuyết, đốt lò, bồi bàn, làm ảnh) để kiếm sống, vừa quan sát cuộc sống của giai cấp công nhân và nhân dân lao động các nước thuộc địa. Người rút ra kết luận quan trọng: Ở đâu bọn thực dân cũng tàn bạo, ở đâu người lao động cũng bị áp bức, bóc lột dã man.</w:t>
+        <w:t>Giai đoạn 1911 – 1920 đánh dấu bước khởi đầu trong hành trình tìm đường cứu nước của Nguyễn Tất Thành. Khác với các bậc tiền bối như Phan Bội Châu hay Phan Châu Trinh, người thanh niên Nguyễn Tất Thành chọn hướng đi sang phương Tây – nơi khởi nguồn của tư tưởng "Tự do – Bình đẳng – Bác ái" và cũng là sào huyệt của kẻ thù để tìm hiểu bản chất của sự áp bức. Ngày 5/6/1911, với tên gọi Văn Ba, Người rời Bến Nhà Rồng lên tàu Amiral Latouche-Tréville, bắt đầu hành trình bôn ba qua nhiều quốc gia.</w:t>
       </w:r>
     </w:p>
     <w:p>
-      <w:pPr>
-        <w:pStyle w:val="5"/>
-        <w:keepNext w:val="0"/>
-        <w:keepLines w:val="0"/>
-        <w:widowControl/>
-        <w:suppressLineNumbers w:val="0"/>
-        <w:spacing w:line="360" w:lineRule="auto"/>
-        <w:ind w:left="720"/>
-        <w:rPr>
-          <w:rFonts w:hint="default" w:ascii="Times New Roman" w:hAnsi="Times New Roman" w:cs="Times New Roman"/>
-          <w:sz w:val="28"/>
-          <w:szCs w:val="28"/>
-        </w:rPr>
-      </w:pPr>
       <w:r>
-        <w:rPr>
-          <w:rFonts w:hint="default" w:ascii="Times New Roman" w:hAnsi="Times New Roman" w:cs="Times New Roman"/>
-          <w:b/>
-          <w:bCs/>
-          <w:sz w:val="28"/>
-          <w:szCs w:val="28"/>
-          <w:lang w:val="vi-VN"/>
-        </w:rPr>
-        <w:t xml:space="preserve">- </w:t>
-      </w:r>
-      <w:r>
-        <w:rPr>
-          <w:rFonts w:hint="default" w:ascii="Times New Roman" w:hAnsi="Times New Roman" w:cs="Times New Roman"/>
-          <w:b/>
-          <w:bCs/>
-          <w:sz w:val="28"/>
-          <w:szCs w:val="28"/>
-        </w:rPr>
-        <w:t>Năm 1919:</w:t>
-      </w:r>
-      <w:r>
-        <w:rPr>
-          <w:rFonts w:hint="default" w:ascii="Times New Roman" w:hAnsi="Times New Roman" w:cs="Times New Roman"/>
-          <w:sz w:val="28"/>
-          <w:szCs w:val="28"/>
-        </w:rPr>
-        <w:t xml:space="preserve"> Người gia nhập Đảng Xã hội Pháp. Đến tháng 6/1919, thay mặt Hội những người Việt Nam yêu nước, Người lấy tên là </w:t>
-      </w:r>
-      <w:r>
-        <w:rPr>
-          <w:rFonts w:hint="default" w:ascii="Times New Roman" w:hAnsi="Times New Roman" w:cs="Times New Roman"/>
-          <w:b/>
-          <w:bCs/>
-          <w:sz w:val="28"/>
-          <w:szCs w:val="28"/>
-        </w:rPr>
-        <w:t>Nguyễn Ái Quốc</w:t>
-      </w:r>
-      <w:r>
-        <w:rPr>
-          <w:rFonts w:hint="default" w:ascii="Times New Roman" w:hAnsi="Times New Roman" w:cs="Times New Roman"/>
-          <w:sz w:val="28"/>
-          <w:szCs w:val="28"/>
-        </w:rPr>
-        <w:t xml:space="preserve"> và gửi đến Hội nghị Versailles bản </w:t>
-      </w:r>
-      <w:r>
-        <w:rPr>
-          <w:rFonts w:hint="default" w:ascii="Times New Roman" w:hAnsi="Times New Roman" w:cs="Times New Roman"/>
-          <w:i/>
-          <w:iCs/>
-          <w:sz w:val="28"/>
-          <w:szCs w:val="28"/>
-        </w:rPr>
-        <w:t>Yêu sách của nhân dân An Nam</w:t>
-      </w:r>
-      <w:r>
-        <w:rPr>
-          <w:rFonts w:hint="default" w:ascii="Times New Roman" w:hAnsi="Times New Roman" w:cs="Times New Roman"/>
-          <w:sz w:val="28"/>
-          <w:szCs w:val="28"/>
-        </w:rPr>
-        <w:t xml:space="preserve"> đòi các quyền tự do tối thiểu cho dân tộc.</w:t>
+        <w:t>Trong suốt những năm 1911 – 1917, Người vừa lao động để mưu sinh (quét tuyết, đốt lò, bồi bàn, làm ảnh), vừa quan sát đời sống của nhân dân lao động ở nhiều châu lục (châu Âu, châu Phi, châu Mỹ). Qua đó, Người nhận ra rằng ở đâu chủ nghĩa thực dân cũng tàn bạo, áp bức, bóc lột nhân dân lao động, từ đó càng củng cố quyết tâm tìm con đường giải phóng dân tộc.</w:t>
       </w:r>
     </w:p>
-    <w:p/>
+    <w:p>
+      <w:r>
+        <w:t>Năm 1919, Người gia nhập Đảng Xã hội Pháp. Đến tháng 6/1919, với tên gọi Nguyễn Ái Quốc, Người thay mặt Hội những người Việt Nam yêu nước gửi đến Hội nghị Versailles bản Yêu sách của nhân dân An Nam, đòi các quyền tự do tối thiểu cho dân tộc Việt Nam, đánh dấu bước đầu đưa vấn đề độc lập dân tộc ra trước dư luận quốc tế.</w:t>
+      </w:r>
+    </w:p>
     <w:sectPr>
       <w:pgSz w:w="11906" w:h="16838"/>
       <w:pgMar w:top="1440" w:right="1800" w:bottom="1440" w:left="1800" w:header="720" w:footer="720" w:gutter="0"/>
@@ -232,7 +75,166 @@
 </w:document>
 </file>
 
-<file path=word/styles.xml><?xml version="1.0" encoding="utf-8"?>
+<file path=word\fontTable.xml><?xml version="1.0" encoding="utf-8"?>
+<w:fonts xmlns:mc="http://schemas.openxmlformats.org/markup-compatibility/2006" xmlns:r="http://schemas.openxmlformats.org/officeDocument/2006/relationships" xmlns:w="http://schemas.openxmlformats.org/wordprocessingml/2006/main" xmlns:w14="http://schemas.microsoft.com/office/word/2010/wordml" mc:Ignorable="w14">
+  <w:font w:name="Times New Roman">
+    <w:panose1 w:val="02020603050405020304"/>
+    <w:charset w:val="00"/>
+    <w:family w:val="roman"/>
+    <w:pitch w:val="variable"/>
+    <w:sig w:usb0="20007A87" w:usb1="80000000" w:usb2="00000008" w:usb3="00000000" w:csb0="000001FF" w:csb1="00000000"/>
+  </w:font>
+  <w:font w:name="宋体">
+    <w:altName w:val="SimSun"/>
+    <w:panose1 w:val="02010600030101010101"/>
+    <w:charset w:val="86"/>
+    <w:family w:val="auto"/>
+    <w:pitch w:val="variable"/>
+    <w:sig w:usb0="00000003" w:usb1="080E0000" w:usb2="00000010" w:usb3="00000000" w:csb0="00040001" w:csb1="00000000"/>
+  </w:font>
+  <w:font w:name="SimSun">
+    <w:panose1 w:val="02010600030101010101"/>
+    <w:charset w:val="86"/>
+    <w:family w:val="auto"/>
+    <w:pitch w:val="default"/>
+    <w:sig w:usb0="00000203" w:usb1="288F0000" w:usb2="00000006" w:usb3="00000000" w:csb0="00040001" w:csb1="00000000"/>
+  </w:font>
+  <w:font w:name="Arial">
+    <w:panose1 w:val="020B0604020202020204"/>
+    <w:charset w:val="00"/>
+    <w:family w:val="swiss"/>
+    <w:pitch w:val="default"/>
+    <w:sig w:usb0="E0002EFF" w:usb1="C000785B" w:usb2="00000009" w:usb3="00000000" w:csb0="400001FF" w:csb1="FFFF0000"/>
+  </w:font>
+  <w:font w:name="黑体">
+    <w:altName w:val="SimSun"/>
+    <w:panose1 w:val="02010600030101010101"/>
+    <w:charset w:val="86"/>
+    <w:family w:val="auto"/>
+    <w:pitch w:val="default"/>
+    <w:sig w:usb0="00000001" w:usb1="080E0000" w:usb2="00000010" w:usb3="00000000" w:csb0="00040000" w:csb1="00000000"/>
+  </w:font>
+  <w:font w:name="Courier New">
+    <w:panose1 w:val="02070309020205020404"/>
+    <w:charset w:val="00"/>
+    <w:family w:val="modern"/>
+    <w:pitch w:val="default"/>
+    <w:sig w:usb0="E0002EFF" w:usb1="C0007843" w:usb2="00000009" w:usb3="00000000" w:csb0="400001FF" w:csb1="FFFF0000"/>
+  </w:font>
+  <w:font w:name="Wingdings">
+    <w:panose1 w:val="05000000000000000000"/>
+    <w:charset w:val="02"/>
+    <w:family w:val="auto"/>
+    <w:pitch w:val="default"/>
+    <w:sig w:usb0="00000000" w:usb1="00000000" w:usb2="00000000" w:usb3="00000000" w:csb0="80000000" w:csb1="00000000"/>
+  </w:font>
+  <w:font w:name="Calibri">
+    <w:panose1 w:val="020F0502020204030204"/>
+    <w:charset w:val="00"/>
+    <w:family w:val="swiss"/>
+    <w:pitch w:val="default"/>
+    <w:sig w:usb0="E4002EFF" w:usb1="C200247B" w:usb2="00000009" w:usb3="00000000" w:csb0="200001FF" w:csb1="00000000"/>
+  </w:font>
+  <w:font w:name="等线">
+    <w:altName w:val="Arial Unicode MS"/>
+    <w:panose1 w:val="00000000000000000000"/>
+    <w:charset w:val="86"/>
+    <w:family w:val="auto"/>
+    <w:pitch w:val="default"/>
+    <w:sig w:usb0="00000000" w:usb1="00000000" w:usb2="00000000" w:usb3="00000000" w:csb0="00000000" w:csb1="00000000"/>
+  </w:font>
+  <w:font w:name="等线">
+    <w:altName w:val="Arial Unicode MS"/>
+    <w:panose1 w:val="00000000000000000000"/>
+    <w:charset w:val="86"/>
+    <w:family w:val="auto"/>
+    <w:pitch w:val="default"/>
+    <w:sig w:usb0="00000000" w:usb1="00000000" w:usb2="00000000" w:usb3="00000000" w:csb0="00000000" w:csb1="00000000"/>
+  </w:font>
+  <w:font w:name="等线">
+    <w:altName w:val="Arial Unicode MS"/>
+    <w:panose1 w:val="00000000000000000000"/>
+    <w:charset w:val="00"/>
+    <w:family w:val="auto"/>
+    <w:pitch w:val="default"/>
+    <w:sig w:usb0="00000000" w:usb1="00000000" w:usb2="00000000" w:usb3="00000000" w:csb0="00000000" w:csb1="00000000"/>
+  </w:font>
+  <w:font w:name="Arial Unicode MS">
+    <w:panose1 w:val="020B0604020202020204"/>
+    <w:charset w:val="86"/>
+    <w:family w:val="auto"/>
+    <w:pitch w:val="default"/>
+    <w:sig w:usb0="FFFFFFFF" w:usb1="E9FFFFFF" w:usb2="0000003F" w:usb3="00000000" w:csb0="603F01FF" w:csb1="FFFF0000"/>
+  </w:font>
+  <w:font w:name="Symbol">
+    <w:panose1 w:val="05050102010706020507"/>
+    <w:charset w:val="00"/>
+    <w:family w:val="auto"/>
+    <w:pitch w:val="default"/>
+    <w:sig w:usb0="00000000" w:usb1="00000000" w:usb2="00000000" w:usb3="00000000" w:csb0="80000000" w:csb1="00000000"/>
+  </w:font>
+  <w:font w:name="Wingdings">
+    <w:panose1 w:val="05000000000000000000"/>
+    <w:charset w:val="00"/>
+    <w:family w:val="auto"/>
+    <w:pitch w:val="default"/>
+    <w:sig w:usb0="00000000" w:usb1="00000000" w:usb2="00000000" w:usb3="00000000" w:csb0="80000000" w:csb1="00000000"/>
+  </w:font>
+</w:fonts>
+</file>
+
+<file path=word\settings.xml><?xml version="1.0" encoding="utf-8"?>
+<w:settings xmlns:mc="http://schemas.openxmlformats.org/markup-compatibility/2006" xmlns:o="urn:schemas-microsoft-com:office:office" xmlns:r="http://schemas.openxmlformats.org/officeDocument/2006/relationships" xmlns:m="http://schemas.openxmlformats.org/officeDocument/2006/math" xmlns:v="urn:schemas-microsoft-com:vml" xmlns:w10="urn:schemas-microsoft-com:office:word" xmlns:w="http://schemas.openxmlformats.org/wordprocessingml/2006/main" xmlns:w14="http://schemas.microsoft.com/office/word/2010/wordml" xmlns:sl="http://schemas.openxmlformats.org/schemaLibrary/2006/main" xmlns:wpsCustomData="http://www.wps.cn/officeDocument/2013/wpsCustomData" mc:Ignorable="w14">
+  <w:zoom w:percent="124"/>
+  <w:embedSystemFonts/>
+  <w:bordersDoNotSurroundHeader w:val="0"/>
+  <w:bordersDoNotSurroundFooter w:val="0"/>
+  <w:documentProtection w:enforcement="0"/>
+  <w:defaultTabStop w:val="720"/>
+  <w:drawingGridVerticalSpacing w:val="156"/>
+  <w:displayHorizontalDrawingGridEvery w:val="1"/>
+  <w:displayVerticalDrawingGridEvery w:val="1"/>
+  <w:noPunctuationKerning w:val="1"/>
+  <w:characterSpacingControl w:val="doNotCompress"/>
+  <w:compat>
+    <w:spaceForUL/>
+    <w:doNotLeaveBackslashAlone/>
+    <w:ulTrailSpace/>
+    <w:doNotExpandShiftReturn/>
+    <w:adjustLineHeightInTable/>
+    <w:doNotWrapTextWithPunct/>
+    <w:doNotUseEastAsianBreakRules/>
+    <w:compatSetting w:name="compatibilityMode" w:uri="http://schemas.microsoft.com/office/word" w:val="14"/>
+    <w:compatSetting w:name="overrideTableStyleFontSizeAndJustification" w:uri="http://schemas.microsoft.com/office/word" w:val="1"/>
+    <w:compatSetting w:name="enableOpenTypeFeatures" w:uri="http://schemas.microsoft.com/office/word" w:val="1"/>
+    <w:compatSetting w:name="doNotFlipMirrorIndents" w:uri="http://schemas.microsoft.com/office/word" w:val="1"/>
+  </w:compat>
+  <w:rsids>
+    <w:rsidRoot w:val="79560B32"/>
+    <w:rsid w:val="2FA76EBB"/>
+    <w:rsid w:val="79560B32"/>
+    <w:rsid w:val="796108B4"/>
+  </w:rsids>
+  <m:mathPr>
+    <m:mathFont m:val="Cambria Math"/>
+    <m:brkBin m:val="before"/>
+    <m:brkBinSub m:val="--"/>
+    <m:smallFrac m:val="0"/>
+    <m:dispDef/>
+    <m:lMargin m:val="0"/>
+    <m:rMargin m:val="0"/>
+    <m:defJc m:val="centerGroup"/>
+    <m:wrapIndent m:val="1440"/>
+    <m:intLim m:val="subSup"/>
+    <m:naryLim m:val="undOvr"/>
+  </m:mathPr>
+  <w:themeFontLang w:val="en-US" w:eastAsia="zh-CN"/>
+  <w:clrSchemeMapping w:bg1="light1" w:t1="dark1" w:bg2="light2" w:t2="dark2" w:accent1="accent1" w:accent2="accent2" w:accent3="accent3" w:accent4="accent4" w:accent5="accent5" w:accent6="accent6" w:hyperlink="hyperlink" w:followedHyperlink="followedHyperlink"/>
+  <w:doNotIncludeSubdocsInStats/>
+</w:settings>
+</file>
+
+<file path=word\styles.xml><?xml version="1.0" encoding="utf-8"?>
 <w:styles xmlns:mc="http://schemas.openxmlformats.org/markup-compatibility/2006" xmlns:o="urn:schemas-microsoft-com:office:office" xmlns:r="http://schemas.openxmlformats.org/officeDocument/2006/relationships" xmlns:m="http://schemas.openxmlformats.org/officeDocument/2006/math" xmlns:v="urn:schemas-microsoft-com:vml" xmlns:w="http://schemas.openxmlformats.org/wordprocessingml/2006/main" xmlns:w14="http://schemas.microsoft.com/office/word/2010/wordml" xmlns:w10="urn:schemas-microsoft-com:office:word" xmlns:sl="http://schemas.openxmlformats.org/schemaLibrary/2006/main" xmlns:wpsCustomData="http://www.wps.cn/officeDocument/2013/wpsCustomData" mc:Ignorable="w14">
   <w:docDefaults>
     <w:rPrDefault>
@@ -560,7 +562,7 @@
 </w:styles>
 </file>
 
-<file path=word/theme/theme1.xml><?xml version="1.0" encoding="utf-8"?>
+<file path=word\theme\theme1.xml><?xml version="1.0" encoding="utf-8"?>
 <a:theme xmlns:a="http://schemas.openxmlformats.org/drawingml/2006/main" name="Office 主题">
   <a:themeElements>
     <a:clrScheme name="Office">
